--- a/data/cvs/cv_186_Finlanza_Associate_Data_Engineer.docx
+++ b/data/cvs/cv_186_Finlanza_Associate_Data_Engineer.docx
@@ -86,7 +86,7 @@
         <w:rPr>
           <w:sz w:val="20"/>
         </w:rPr>
-        <w:t>Full Stack Developer and AI Data Engineer with a focus on Python, SQL, and JavaScript. I design and build end-to-end systems, from web UIs to backend APIs and databases, with a recent emphasis on data-centric projects. Currently, I'm working with Copy Cat Group to integrate SAP APIs, automate tender scraping, and author system design documents for enterprise architecture. I have a strong background in AI data annotation and evaluation, having worked with LLMs and multimodal models, and am now seeking to apply my skills to financial data engineering.</w:t>
+        <w:t>Full Stack Developer and AI Data Engineer with a focus on Python, SQL, and JavaScript. I have experience in building scalable applications, integrating APIs, and enhancing front-end usability. Currently, I'm developing AI-driven automation solutions at Copy Cat Group, including an SAP API integration and an AI tender scraping pipeline. My background includes data annotation, model evaluation, and dataset creation for AI systems, with a strong foundation in data analysis and web development.</w:t>
       </w:r>
     </w:p>
     <w:p>
@@ -227,7 +227,7 @@
         <w:rPr>
           <w:sz w:val="20"/>
         </w:rPr>
-        <w:t>Oracle Cloud, Google Cloud Platform, Git, GitHub, CI/CD</w:t>
+        <w:t>Git, GitHub, CI/CD, Oracle Cloud, Google Cloud Platform</w:t>
       </w:r>
     </w:p>
     <w:p>
@@ -245,7 +245,7 @@
         <w:rPr>
           <w:sz w:val="20"/>
         </w:rPr>
-        <w:t>Zoho Books, Zoho Creator, DataBridge, SELECT, JOIN, WHERE, GROUP BY, data extraction, data transformation, data migration, data validation, data cleaning</w:t>
+        <w:t>Zoho Books, Zoho Creator, DataBridge, SELECT, JOIN, WHERE, GROUP BY, Agile, QuickBooks Online, Xero, Sage, Zoho, Product Development, Accounting</w:t>
       </w:r>
     </w:p>
     <w:p>
@@ -263,7 +263,7 @@
         <w:rPr>
           <w:sz w:val="20"/>
         </w:rPr>
-        <w:t>data processing, scripting, data accuracy, data patterns, edge cases, product roadmap, accounting data, double-entry accounting, trial balances, product development, Agile, Zoho proficiency</w:t>
+        <w:t>Data Migration, Data Cleaning, Data Transformation, Data Validation, Financial Data, Double-Entry Accounting, Trial Balances, Scripting, Data Extraction, Data Processing, Data Accuracy, Product Roadmap, CPA Part 1, ACCA Foundation</w:t>
       </w:r>
     </w:p>
     <w:p>
@@ -313,7 +313,7 @@
         <w:rPr>
           <w:sz w:val="20"/>
         </w:rPr>
-        <w:t>Integrating SAP APIs with an internal Credit Control System for automated OA and IT processes.</w:t>
+        <w:t>Integrating SAP APIs with an internal Credit Control System, automating processes for OA and IT business units.</w:t>
       </w:r>
     </w:p>
     <w:p>
@@ -325,7 +325,7 @@
         <w:rPr>
           <w:sz w:val="20"/>
         </w:rPr>
-        <w:t>Authoring System Design Documents (SDDs) for enterprise architecture, detailing application, data, integration, and security aspects.</w:t>
+        <w:t>Authoring technical documentation: BRD, SDD, and System Design Document for enterprise architecture.</w:t>
       </w:r>
     </w:p>
     <w:p>
@@ -337,7 +337,7 @@
         <w:rPr>
           <w:sz w:val="20"/>
         </w:rPr>
-        <w:t>Designing and prototyping an AI-powered tender scraping pipeline to automate tender opportunity discovery and processing.</w:t>
+        <w:t>Designing and prototyping an AI-powered tender scraping pipeline to automate tender opportunity discovery.</w:t>
       </w:r>
     </w:p>
     <w:p>
@@ -407,7 +407,7 @@
         <w:rPr>
           <w:sz w:val="20"/>
         </w:rPr>
-        <w:t>Building full-stack solutions with optimised UI components, APIs, and CMS-based website systems for diverse clients.</w:t>
+        <w:t>Built and delivered full-stack applications, collaborating remotely to ensure client satisfaction and performance.</w:t>
       </w:r>
     </w:p>
     <w:p>
@@ -442,7 +442,7 @@
         <w:rPr>
           <w:sz w:val="20"/>
         </w:rPr>
-        <w:t>Performing intent detection, slot tagging, and utterance verification for health and agriculture AI systems, ensuring multilingual annotation quality.</w:t>
+        <w:t>Performed intent detection, slot tagging, and utterance verification for health and agriculture AI systems.</w:t>
       </w:r>
     </w:p>
     <w:p>
